--- a/docs/silocentral-api.docx
+++ b/docs/silocentral-api.docx
@@ -8,6 +8,12 @@
         <w:spacing w:after="120" w:before="0"/>
       </w:pPr>
       <w:r>
+        <w:rPr>
+          <w:b/>
+          <w:bCs/>
+          <w:sz w:val="40"/>
+          <w:szCs w:val="40"/>
+        </w:rPr>
         <w:t xml:space="preserve">SiloCentral API Reference</w:t>
       </w:r>
     </w:p>
@@ -839,6 +845,12 @@
         <w:spacing w:after="120" w:before="280"/>
       </w:pPr>
       <w:r>
+        <w:rPr>
+          <w:b/>
+          <w:bCs/>
+          <w:sz w:val="30"/>
+          <w:szCs w:val="30"/>
+        </w:rPr>
         <w:t xml:space="preserve">Credentials</w:t>
       </w:r>
     </w:p>
@@ -1330,6 +1342,12 @@
         <w:spacing w:after="120" w:before="0"/>
       </w:pPr>
       <w:r>
+        <w:rPr>
+          <w:b/>
+          <w:bCs/>
+          <w:sz w:val="40"/>
+          <w:szCs w:val="40"/>
+        </w:rPr>
         <w:t xml:space="preserve">Reporting API (for customers)</w:t>
       </w:r>
     </w:p>
@@ -1703,9 +1721,10 @@
       <w:r>
         <w:rPr>
           <w:rFonts w:ascii="Consolas" w:cs="Consolas" w:eastAsia="Consolas" w:hAnsi="Consolas"/>
-          <w:sz w:val="20"/>
-          <w:szCs w:val="20"/>
-          <w:shd w:fill="EEF1F4" w:val="clear"/>
+          <w:b/>
+          <w:bCs/>
+          <w:sz w:val="30"/>
+          <w:szCs w:val="30"/>
         </w:rPr>
         <w:t xml:space="preserve">GET /api/v1/sites</w:t>
       </w:r>
@@ -2086,9 +2105,10 @@
       <w:r>
         <w:rPr>
           <w:rFonts w:ascii="Consolas" w:cs="Consolas" w:eastAsia="Consolas" w:hAnsi="Consolas"/>
-          <w:sz w:val="20"/>
-          <w:szCs w:val="20"/>
-          <w:shd w:fill="EEF1F4" w:val="clear"/>
+          <w:b/>
+          <w:bCs/>
+          <w:sz w:val="30"/>
+          <w:szCs w:val="30"/>
         </w:rPr>
         <w:t xml:space="preserve">GET /api/v1/levels</w:t>
       </w:r>
@@ -3644,25 +3664,17 @@
       </w:pPr>
       <w:r>
         <w:rPr>
+          <w:rFonts w:ascii="Consolas" w:cs="Consolas" w:eastAsia="Consolas" w:hAnsi="Consolas"/>
           <w:b/>
           <w:bCs/>
-        </w:rPr>
-        <w:t xml:space="preserve">`status`</w:t>
-      </w:r>
-      <w:r>
-        <w:t xml:space="preserve">: </w:t>
-      </w:r>
-      <w:r>
-        <w:rPr>
-          <w:rFonts w:ascii="Consolas" w:cs="Consolas" w:eastAsia="Consolas" w:hAnsi="Consolas"/>
           <w:sz w:val="20"/>
           <w:szCs w:val="20"/>
           <w:shd w:fill="EEF1F4" w:val="clear"/>
         </w:rPr>
-        <w:t xml:space="preserve">critical</w:t>
-      </w:r>
-      <w:r>
-        <w:t xml:space="preserve"> and </w:t>
+        <w:t xml:space="preserve">status</w:t>
+      </w:r>
+      <w:r>
+        <w:t xml:space="preserve">: </w:t>
       </w:r>
       <w:r>
         <w:rPr>
@@ -3671,10 +3683,10 @@
           <w:szCs w:val="20"/>
           <w:shd w:fill="EEF1F4" w:val="clear"/>
         </w:rPr>
-        <w:t xml:space="preserve">low</w:t>
-      </w:r>
-      <w:r>
-        <w:t xml:space="preserve"> mean the level is at or below the silo's alarm thresholds, and </w:t>
+        <w:t xml:space="preserve">critical</w:t>
+      </w:r>
+      <w:r>
+        <w:t xml:space="preserve"> and </w:t>
       </w:r>
       <w:r>
         <w:rPr>
@@ -3683,10 +3695,10 @@
           <w:szCs w:val="20"/>
           <w:shd w:fill="EEF1F4" w:val="clear"/>
         </w:rPr>
-        <w:t xml:space="preserve">high</w:t>
-      </w:r>
-      <w:r>
-        <w:t xml:space="preserve"> that it is at or above its high threshold. </w:t>
+        <w:t xml:space="preserve">low</w:t>
+      </w:r>
+      <w:r>
+        <w:t xml:space="preserve"> mean the level is at or below the silo's alarm thresholds, and </w:t>
       </w:r>
       <w:r>
         <w:rPr>
@@ -3695,30 +3707,10 @@
           <w:szCs w:val="20"/>
           <w:shd w:fill="EEF1F4" w:val="clear"/>
         </w:rPr>
-        <w:t xml:space="preserve">offline</w:t>
-      </w:r>
-      <w:r>
-        <w:t xml:space="preserve"> means the silo's </w:t>
-      </w:r>
-      <w:r>
-        <w:rPr>
-          <w:b/>
-          <w:bCs/>
-        </w:rPr>
-        <w:t xml:space="preserve">sensor</w:t>
-      </w:r>
-      <w:r>
-        <w:t xml:space="preserve"> has not answered for over 2 minutes. That is not the same as the </w:t>
-      </w:r>
-      <w:r>
-        <w:rPr>
-          <w:b/>
-          <w:bCs/>
-        </w:rPr>
-        <w:t xml:space="preserve">site</w:t>
-      </w:r>
-      <w:r>
-        <w:t xml:space="preserve"> being offline: when a site is offline (</w:t>
+        <w:t xml:space="preserve">high</w:t>
+      </w:r>
+      <w:r>
+        <w:t xml:space="preserve"> that it is at or above its high threshold. </w:t>
       </w:r>
       <w:r>
         <w:rPr>
@@ -3727,10 +3719,30 @@
           <w:szCs w:val="20"/>
           <w:shd w:fill="EEF1F4" w:val="clear"/>
         </w:rPr>
-        <w:t xml:space="preserve">online: false</w:t>
-      </w:r>
-      <w:r>
-        <w:t xml:space="preserve">), its silos show the last values it reported, so check </w:t>
+        <w:t xml:space="preserve">offline</w:t>
+      </w:r>
+      <w:r>
+        <w:t xml:space="preserve"> means the silo's </w:t>
+      </w:r>
+      <w:r>
+        <w:rPr>
+          <w:b/>
+          <w:bCs/>
+        </w:rPr>
+        <w:t xml:space="preserve">sensor</w:t>
+      </w:r>
+      <w:r>
+        <w:t xml:space="preserve"> has not answered for over 2 minutes. That is not the same as the </w:t>
+      </w:r>
+      <w:r>
+        <w:rPr>
+          <w:b/>
+          <w:bCs/>
+        </w:rPr>
+        <w:t xml:space="preserve">site</w:t>
+      </w:r>
+      <w:r>
+        <w:t xml:space="preserve"> being offline: when a site is offline (</w:t>
       </w:r>
       <w:r>
         <w:rPr>
@@ -3739,23 +3751,36 @@
           <w:szCs w:val="20"/>
           <w:shd w:fill="EEF1F4" w:val="clear"/>
         </w:rPr>
-        <w:t xml:space="preserve">online</w:t>
-      </w:r>
-      <w:r>
-        <w:t xml:space="preserve"> before trusting them as live.</w:t>
-      </w:r>
-    </w:p>
-    <w:p>
-      <w:pPr>
-        <w:pStyle w:val="Heading2"/>
-        <w:spacing w:after="120" w:before="280"/>
-      </w:pPr>
+        <w:t xml:space="preserve">online: false</w:t>
+      </w:r>
+      <w:r>
+        <w:t xml:space="preserve">), its silos show the last values it reported, so check </w:t>
+      </w:r>
       <w:r>
         <w:rPr>
           <w:rFonts w:ascii="Consolas" w:cs="Consolas" w:eastAsia="Consolas" w:hAnsi="Consolas"/>
           <w:sz w:val="20"/>
           <w:szCs w:val="20"/>
           <w:shd w:fill="EEF1F4" w:val="clear"/>
+        </w:rPr>
+        <w:t xml:space="preserve">online</w:t>
+      </w:r>
+      <w:r>
+        <w:t xml:space="preserve"> before trusting them as live.</w:t>
+      </w:r>
+    </w:p>
+    <w:p>
+      <w:pPr>
+        <w:pStyle w:val="Heading2"/>
+        <w:spacing w:after="120" w:before="280"/>
+      </w:pPr>
+      <w:r>
+        <w:rPr>
+          <w:rFonts w:ascii="Consolas" w:cs="Consolas" w:eastAsia="Consolas" w:hAnsi="Consolas"/>
+          <w:b/>
+          <w:bCs/>
+          <w:sz w:val="30"/>
+          <w:szCs w:val="30"/>
         </w:rPr>
         <w:t xml:space="preserve">GET /api/v1/history</w:t>
       </w:r>
@@ -5169,6 +5194,12 @@
         <w:spacing w:after="120" w:before="280"/>
       </w:pPr>
       <w:r>
+        <w:rPr>
+          <w:b/>
+          <w:bCs/>
+          <w:sz w:val="30"/>
+          <w:szCs w:val="30"/>
+        </w:rPr>
         <w:t xml:space="preserve">CSV format</w:t>
       </w:r>
     </w:p>
@@ -5366,6 +5397,12 @@
         <w:spacing w:after="120" w:before="280"/>
       </w:pPr>
       <w:r>
+        <w:rPr>
+          <w:b/>
+          <w:bCs/>
+          <w:sz w:val="30"/>
+          <w:szCs w:val="30"/>
+        </w:rPr>
         <w:t xml:space="preserve">Reporting API errors</w:t>
       </w:r>
     </w:p>
@@ -5823,6 +5860,12 @@
         <w:spacing w:after="120" w:before="0"/>
       </w:pPr>
       <w:r>
+        <w:rPr>
+          <w:b/>
+          <w:bCs/>
+          <w:sz w:val="40"/>
+          <w:szCs w:val="40"/>
+        </w:rPr>
         <w:t xml:space="preserve">Site API (for SiloMon nodes)</w:t>
       </w:r>
     </w:p>
@@ -5982,9 +6025,10 @@
       <w:r>
         <w:rPr>
           <w:rFonts w:ascii="Consolas" w:cs="Consolas" w:eastAsia="Consolas" w:hAnsi="Consolas"/>
-          <w:sz w:val="20"/>
-          <w:szCs w:val="20"/>
-          <w:shd w:fill="EEF1F4" w:val="clear"/>
+          <w:b/>
+          <w:bCs/>
+          <w:sz w:val="30"/>
+          <w:szCs w:val="30"/>
         </w:rPr>
         <w:t xml:space="preserve">POST /api/ingest</w:t>
       </w:r>
@@ -7656,9 +7700,10 @@
       <w:r>
         <w:rPr>
           <w:rFonts w:ascii="Consolas" w:cs="Consolas" w:eastAsia="Consolas" w:hAnsi="Consolas"/>
-          <w:sz w:val="20"/>
-          <w:szCs w:val="20"/>
-          <w:shd w:fill="EEF1F4" w:val="clear"/>
+          <w:b/>
+          <w:bCs/>
+          <w:sz w:val="30"/>
+          <w:szCs w:val="30"/>
         </w:rPr>
         <w:t xml:space="preserve">POST /api/heartbeat</w:t>
       </w:r>
@@ -8073,6 +8118,12 @@
         <w:spacing w:after="120" w:before="280"/>
       </w:pPr>
       <w:r>
+        <w:rPr>
+          <w:b/>
+          <w:bCs/>
+          <w:sz w:val="30"/>
+          <w:szCs w:val="30"/>
+        </w:rPr>
         <w:t xml:space="preserve">Remote management</w:t>
       </w:r>
     </w:p>
@@ -8273,6 +8324,12 @@
         <w:spacing w:after="120" w:before="280"/>
       </w:pPr>
       <w:r>
+        <w:rPr>
+          <w:b/>
+          <w:bCs/>
+          <w:sz w:val="24"/>
+          <w:szCs w:val="24"/>
+        </w:rPr>
         <w:t xml:space="preserve">The configuration document</w:t>
       </w:r>
     </w:p>
@@ -8362,7 +8419,82 @@
           <w:sz w:val="18"/>
           <w:szCs w:val="18"/>
         </w:rPr>
-        <w:t xml:space="preserve">    { "uid": "5b1e1c9a-0f3a-4c5e-9c1d-2f8d6c1a7b10", "name": "Yard A", "slug": "yard-a", "sortOrder": 0 }</w:t>
+        <w:t xml:space="preserve">    {</w:t>
+      </w:r>
+    </w:p>
+    <w:p>
+      <w:pPr>
+        <w:shd w:fill="F3F5F7" w:val="clear"/>
+        <w:spacing w:after="0" w:before="0" w:line="260"/>
+        <w:ind w:left="120" w:right="120"/>
+      </w:pPr>
+      <w:r>
+        <w:rPr>
+          <w:rFonts w:ascii="Consolas" w:cs="Consolas" w:eastAsia="Consolas" w:hAnsi="Consolas"/>
+          <w:sz w:val="18"/>
+          <w:szCs w:val="18"/>
+        </w:rPr>
+        <w:t xml:space="preserve">      "uid": "5b1e1c9a-0f3a-4c5e-9c1d-2f8d6c1a7b10",</w:t>
+      </w:r>
+    </w:p>
+    <w:p>
+      <w:pPr>
+        <w:shd w:fill="F3F5F7" w:val="clear"/>
+        <w:spacing w:after="0" w:before="0" w:line="260"/>
+        <w:ind w:left="120" w:right="120"/>
+      </w:pPr>
+      <w:r>
+        <w:rPr>
+          <w:rFonts w:ascii="Consolas" w:cs="Consolas" w:eastAsia="Consolas" w:hAnsi="Consolas"/>
+          <w:sz w:val="18"/>
+          <w:szCs w:val="18"/>
+        </w:rPr>
+        <w:t xml:space="preserve">      "name": "Yard A",</w:t>
+      </w:r>
+    </w:p>
+    <w:p>
+      <w:pPr>
+        <w:shd w:fill="F3F5F7" w:val="clear"/>
+        <w:spacing w:after="0" w:before="0" w:line="260"/>
+        <w:ind w:left="120" w:right="120"/>
+      </w:pPr>
+      <w:r>
+        <w:rPr>
+          <w:rFonts w:ascii="Consolas" w:cs="Consolas" w:eastAsia="Consolas" w:hAnsi="Consolas"/>
+          <w:sz w:val="18"/>
+          <w:szCs w:val="18"/>
+        </w:rPr>
+        <w:t xml:space="preserve">      "slug": "yard-a",</w:t>
+      </w:r>
+    </w:p>
+    <w:p>
+      <w:pPr>
+        <w:shd w:fill="F3F5F7" w:val="clear"/>
+        <w:spacing w:after="0" w:before="0" w:line="260"/>
+        <w:ind w:left="120" w:right="120"/>
+      </w:pPr>
+      <w:r>
+        <w:rPr>
+          <w:rFonts w:ascii="Consolas" w:cs="Consolas" w:eastAsia="Consolas" w:hAnsi="Consolas"/>
+          <w:sz w:val="18"/>
+          <w:szCs w:val="18"/>
+        </w:rPr>
+        <w:t xml:space="preserve">      "sortOrder": 0</w:t>
+      </w:r>
+    </w:p>
+    <w:p>
+      <w:pPr>
+        <w:shd w:fill="F3F5F7" w:val="clear"/>
+        <w:spacing w:after="0" w:before="0" w:line="260"/>
+        <w:ind w:left="120" w:right="120"/>
+      </w:pPr>
+      <w:r>
+        <w:rPr>
+          <w:rFonts w:ascii="Consolas" w:cs="Consolas" w:eastAsia="Consolas" w:hAnsi="Consolas"/>
+          <w:sz w:val="18"/>
+          <w:szCs w:val="18"/>
+        </w:rPr>
+        <w:t xml:space="preserve">    }</w:t>
       </w:r>
     </w:p>
     <w:p>
@@ -9963,9 +10095,10 @@
       <w:r>
         <w:rPr>
           <w:rFonts w:ascii="Consolas" w:cs="Consolas" w:eastAsia="Consolas" w:hAnsi="Consolas"/>
-          <w:sz w:val="20"/>
-          <w:szCs w:val="20"/>
-          <w:shd w:fill="EEF1F4" w:val="clear"/>
+          <w:b/>
+          <w:bCs/>
+          <w:sz w:val="30"/>
+          <w:szCs w:val="30"/>
         </w:rPr>
         <w:t xml:space="preserve">GET /api/config</w:t>
       </w:r>
@@ -10256,9 +10389,10 @@
       <w:r>
         <w:rPr>
           <w:rFonts w:ascii="Consolas" w:cs="Consolas" w:eastAsia="Consolas" w:hAnsi="Consolas"/>
-          <w:sz w:val="20"/>
-          <w:szCs w:val="20"/>
-          <w:shd w:fill="EEF1F4" w:val="clear"/>
+          <w:b/>
+          <w:bCs/>
+          <w:sz w:val="30"/>
+          <w:szCs w:val="30"/>
         </w:rPr>
         <w:t xml:space="preserve">POST /api/config/import</w:t>
       </w:r>
@@ -10619,9 +10753,10 @@
       <w:r>
         <w:rPr>
           <w:rFonts w:ascii="Consolas" w:cs="Consolas" w:eastAsia="Consolas" w:hAnsi="Consolas"/>
-          <w:sz w:val="20"/>
-          <w:szCs w:val="20"/>
-          <w:shd w:fill="EEF1F4" w:val="clear"/>
+          <w:b/>
+          <w:bCs/>
+          <w:sz w:val="30"/>
+          <w:szCs w:val="30"/>
         </w:rPr>
         <w:t xml:space="preserve">POST /api/config/ack</w:t>
       </w:r>
@@ -11194,6 +11329,12 @@
         <w:spacing w:after="120" w:before="0"/>
       </w:pPr>
       <w:r>
+        <w:rPr>
+          <w:b/>
+          <w:bCs/>
+          <w:sz w:val="40"/>
+          <w:szCs w:val="40"/>
+        </w:rPr>
         <w:t xml:space="preserve">Dashboard downloads</w:t>
       </w:r>
     </w:p>
@@ -11235,27 +11376,28 @@
       <w:r>
         <w:rPr>
           <w:rFonts w:ascii="Consolas" w:cs="Consolas" w:eastAsia="Consolas" w:hAnsi="Consolas"/>
+          <w:b/>
+          <w:bCs/>
+          <w:sz w:val="30"/>
+          <w:szCs w:val="30"/>
+        </w:rPr>
+        <w:t xml:space="preserve">GET /api/export/levels</w:t>
+      </w:r>
+    </w:p>
+    <w:p>
+      <w:pPr>
+        <w:spacing w:after="140" w:line="300"/>
+      </w:pPr>
+      <w:r>
+        <w:t xml:space="preserve">The current level of every silo on every site, as CSV with the same columns as </w:t>
+      </w:r>
+      <w:r>
+        <w:rPr>
+          <w:rFonts w:ascii="Consolas" w:cs="Consolas" w:eastAsia="Consolas" w:hAnsi="Consolas"/>
           <w:sz w:val="20"/>
           <w:szCs w:val="20"/>
           <w:shd w:fill="EEF1F4" w:val="clear"/>
         </w:rPr>
-        <w:t xml:space="preserve">GET /api/export/levels</w:t>
-      </w:r>
-    </w:p>
-    <w:p>
-      <w:pPr>
-        <w:spacing w:after="140" w:line="300"/>
-      </w:pPr>
-      <w:r>
-        <w:t xml:space="preserve">The current level of every silo on every site, as CSV with the same columns as </w:t>
-      </w:r>
-      <w:r>
-        <w:rPr>
-          <w:rFonts w:ascii="Consolas" w:cs="Consolas" w:eastAsia="Consolas" w:hAnsi="Consolas"/>
-          <w:sz w:val="20"/>
-          <w:szCs w:val="20"/>
-          <w:shd w:fill="EEF1F4" w:val="clear"/>
-        </w:rPr>
         <w:t xml:space="preserve">/api/v1/levels?format=csv</w:t>
       </w:r>
       <w:r>
@@ -11270,9 +11412,10 @@
       <w:r>
         <w:rPr>
           <w:rFonts w:ascii="Consolas" w:cs="Consolas" w:eastAsia="Consolas" w:hAnsi="Consolas"/>
-          <w:sz w:val="20"/>
-          <w:szCs w:val="20"/>
-          <w:shd w:fill="EEF1F4" w:val="clear"/>
+          <w:b/>
+          <w:bCs/>
+          <w:sz w:val="30"/>
+          <w:szCs w:val="30"/>
         </w:rPr>
         <w:t xml:space="preserve">GET /api/export/history/{slug}</w:t>
       </w:r>
